--- a/doc/5、开发文档/协议转换单元软件开发设计.docx
+++ b/doc/5、开发文档/协议转换单元软件开发设计.docx
@@ -2067,7 +2067,7 @@
           <v:shape id="_x0000_i1025" type="#_x0000_t75" style="width:505.75pt;height:364.6pt" o:ole="">
             <v:imagedata r:id="rId8" o:title=""/>
           </v:shape>
-          <o:OLEObject Type="Embed" ProgID="Visio.Drawing.15" ShapeID="_x0000_i1025" DrawAspect="Content" ObjectID="_1849086051" r:id="rId9"/>
+          <o:OLEObject Type="Embed" ProgID="Visio.Drawing.15" ShapeID="_x0000_i1025" DrawAspect="Content" ObjectID="_1849163403" r:id="rId9"/>
         </w:object>
       </w:r>
     </w:p>
@@ -31815,6 +31815,9 @@
     <w:p>
       <w:pPr>
         <w:pStyle w:val="4"/>
+        <w:rPr>
+          <w:rFonts w:hint="eastAsia"/>
+        </w:rPr>
       </w:pPr>
       <w:r>
         <w:rPr>
@@ -31930,6 +31933,11 @@
       </w:r>
     </w:p>
     <w:p>
+      <w:pPr>
+        <w:rPr>
+          <w:rFonts w:hint="eastAsia"/>
+        </w:rPr>
+      </w:pPr>
       <w:r>
         <w:rPr>
           <w:rFonts w:hint="eastAsia"/>
@@ -31951,6 +31959,11 @@
       </w:r>
     </w:p>
     <w:p>
+      <w:pPr>
+        <w:rPr>
+          <w:rFonts w:hint="eastAsia"/>
+        </w:rPr>
+      </w:pPr>
       <w:r>
         <w:rPr>
           <w:rFonts w:hint="eastAsia"/>
@@ -31959,6 +31972,11 @@
       </w:r>
     </w:p>
     <w:p>
+      <w:pPr>
+        <w:rPr>
+          <w:rFonts w:hint="eastAsia"/>
+        </w:rPr>
+      </w:pPr>
       <w:r>
         <w:rPr>
           <w:noProof/>
@@ -32436,7 +32454,7 @@
           <v:shape id="_x0000_i1026" type="#_x0000_t75" style="width:415.3pt;height:354.25pt" o:ole="">
             <v:imagedata r:id="rId16" o:title=""/>
           </v:shape>
-          <o:OLEObject Type="Embed" ProgID="Visio.Drawing.15" ShapeID="_x0000_i1026" DrawAspect="Content" ObjectID="_1849086052" r:id="rId17"/>
+          <o:OLEObject Type="Embed" ProgID="Visio.Drawing.15" ShapeID="_x0000_i1026" DrawAspect="Content" ObjectID="_1849163404" r:id="rId17"/>
         </w:object>
       </w:r>
     </w:p>
@@ -32459,11 +32477,19 @@
         <w:ind w:firstLine="420"/>
         <w:rPr>
           <w:rFonts w:hint="eastAsia"/>
+          <w:strike/>
         </w:rPr>
       </w:pPr>
       <w:r>
         <w:rPr>
           <w:rFonts w:hint="eastAsia"/>
+        </w:rPr>
+        <w:t>不考虑周期监测功能，</w:t>
+      </w:r>
+      <w:r>
+        <w:rPr>
+          <w:rFonts w:hint="eastAsia"/>
+          <w:strike/>
         </w:rPr>
         <w:t>运行时，</w:t>
       </w:r>
@@ -32471,18 +32497,21 @@
       <w:r>
         <w:rPr>
           <w:rFonts w:hint="eastAsia"/>
+          <w:strike/>
         </w:rPr>
         <w:t>周期性的对所有下行端口进行</w:t>
       </w:r>
       <w:r>
         <w:rPr>
           <w:rFonts w:hint="eastAsia"/>
+          <w:strike/>
         </w:rPr>
         <w:t>特定寄存器</w:t>
       </w:r>
       <w:r>
         <w:rPr>
           <w:rFonts w:hint="eastAsia"/>
+          <w:strike/>
         </w:rPr>
         <w:t>请求</w:t>
       </w:r>
@@ -32491,6 +32520,7 @@
         <w:rPr>
           <w:rStyle w:val="af5"/>
           <w:rFonts w:hint="eastAsia"/>
+          <w:strike/>
           <w:sz w:val="24"/>
           <w:szCs w:val="24"/>
         </w:rPr>
@@ -32499,24 +32529,28 @@
       <w:r>
         <w:rPr>
           <w:rFonts w:hint="eastAsia"/>
+          <w:strike/>
         </w:rPr>
         <w:t>，根据回复的报文内容，确定端口挂载的逆变器厂家</w:t>
       </w:r>
       <w:r>
         <w:rPr>
           <w:rFonts w:hint="eastAsia"/>
+          <w:strike/>
         </w:rPr>
         <w:t>在线状态</w:t>
       </w:r>
       <w:r>
         <w:rPr>
           <w:rFonts w:hint="eastAsia"/>
+          <w:strike/>
         </w:rPr>
         <w:t>，若离线，不考虑启动识别档案</w:t>
       </w:r>
       <w:r>
         <w:rPr>
           <w:rFonts w:hint="eastAsia"/>
+          <w:strike/>
         </w:rPr>
         <w:t>。</w:t>
       </w:r>
@@ -32525,21 +32559,30 @@
       <w:pPr>
         <w:ind w:firstLine="420"/>
         <w:rPr>
-          <w:rFonts w:hint="eastAsia"/>
+          <w:strike/>
         </w:rPr>
       </w:pPr>
       <w:r>
         <w:rPr>
           <w:rFonts w:hint="eastAsia"/>
-        </w:rPr>
-        <w:t>离线判断：正常通讯后，连续多长时间没有收到合法的响应报文，则认为</w:t>
+          <w:strike/>
+        </w:rPr>
+        <w:lastRenderedPageBreak/>
+        <w:t>离线判断：正常通讯后，连续多长时间没有收到合法的响应报文，则认为是离线，</w:t>
       </w:r>
+    </w:p>
+    <w:p>
+      <w:pPr>
+        <w:ind w:firstLine="420"/>
+        <w:rPr>
+          <w:rFonts w:hint="eastAsia"/>
+        </w:rPr>
+      </w:pPr>
       <w:r>
         <w:rPr>
           <w:rFonts w:hint="eastAsia"/>
         </w:rPr>
-        <w:lastRenderedPageBreak/>
-        <w:t>是离线，在白天时间有效（早上7点-下午5点之间判断）</w:t>
+        <w:t>在白天时间有效（早上7点-下午5点之间判断）</w:t>
       </w:r>
     </w:p>
     <w:p>

--- a/doc/5、开发文档/协议转换单元软件开发设计.docx
+++ b/doc/5、开发文档/协议转换单元软件开发设计.docx
@@ -2064,10 +2064,10 @@
             <v:path o:extrusionok="f" gradientshapeok="t" o:connecttype="rect"/>
             <o:lock v:ext="edit" aspectratio="t"/>
           </v:shapetype>
-          <v:shape id="_x0000_i1025" type="#_x0000_t75" style="width:505.75pt;height:364.6pt" o:ole="">
+          <v:shape id="_x0000_i1025" type="#_x0000_t75" style="width:505.9pt;height:364.4pt" o:ole="">
             <v:imagedata r:id="rId8" o:title=""/>
           </v:shape>
-          <o:OLEObject Type="Embed" ProgID="Visio.Drawing.15" ShapeID="_x0000_i1025" DrawAspect="Content" ObjectID="_1849163403" r:id="rId9"/>
+          <o:OLEObject Type="Embed" ProgID="Visio.Drawing.15" ShapeID="_x0000_i1025" DrawAspect="Content" ObjectID="_1849706943" r:id="rId9"/>
         </w:object>
       </w:r>
     </w:p>
@@ -2857,7 +2857,29 @@
                 <w:szCs w:val="20"/>
                 <w14:ligatures w14:val="none"/>
               </w:rPr>
-              <w:t>使用MCU的ADC周期进行采集，一周波32点，使用快速傅里叶算法计算有效值</w:t>
+              <w:t>使用MCU的ADC周期进行采集，一周波</w:t>
+            </w:r>
+            <w:r>
+              <w:rPr>
+                <w:rFonts w:ascii="等线" w:hAnsi="等线" w:cs="宋体" w:hint="eastAsia"/>
+                <w:color w:val="000000"/>
+                <w:kern w:val="0"/>
+                <w:sz w:val="20"/>
+                <w:szCs w:val="20"/>
+                <w14:ligatures w14:val="none"/>
+              </w:rPr>
+              <w:t>40</w:t>
+            </w:r>
+            <w:r>
+              <w:rPr>
+                <w:rFonts w:ascii="等线" w:hAnsi="等线" w:cs="宋体"/>
+                <w:color w:val="000000"/>
+                <w:kern w:val="0"/>
+                <w:sz w:val="20"/>
+                <w:szCs w:val="20"/>
+                <w14:ligatures w14:val="none"/>
+              </w:rPr>
+              <w:t>点，使用快速傅里叶算法计算有效值</w:t>
             </w:r>
           </w:p>
         </w:tc>
@@ -32451,10 +32473,10 @@
           <w:rFonts w:hint="eastAsia"/>
         </w:rPr>
         <w:object w:dxaOrig="13035" w:dyaOrig="11131" w14:anchorId="68F2507F">
-          <v:shape id="_x0000_i1026" type="#_x0000_t75" style="width:415.3pt;height:354.25pt" o:ole="">
+          <v:shape id="_x0000_i1026" type="#_x0000_t75" style="width:415.1pt;height:354.35pt" o:ole="">
             <v:imagedata r:id="rId16" o:title=""/>
           </v:shape>
-          <o:OLEObject Type="Embed" ProgID="Visio.Drawing.15" ShapeID="_x0000_i1026" DrawAspect="Content" ObjectID="_1849163404" r:id="rId17"/>
+          <o:OLEObject Type="Embed" ProgID="Visio.Drawing.15" ShapeID="_x0000_i1026" DrawAspect="Content" ObjectID="_1849706944" r:id="rId17"/>
         </w:object>
       </w:r>
     </w:p>
@@ -32559,6 +32581,7 @@
       <w:pPr>
         <w:ind w:firstLine="420"/>
         <w:rPr>
+          <w:rFonts w:hint="eastAsia"/>
           <w:strike/>
         </w:rPr>
       </w:pPr>

--- a/doc/5、开发文档/协议转换单元软件开发设计.docx
+++ b/doc/5、开发文档/协议转换单元软件开发设计.docx
@@ -2064,10 +2064,10 @@
             <v:path o:extrusionok="f" gradientshapeok="t" o:connecttype="rect"/>
             <o:lock v:ext="edit" aspectratio="t"/>
           </v:shapetype>
-          <v:shape id="_x0000_i1025" type="#_x0000_t75" style="width:505.9pt;height:364.4pt" o:ole="">
+          <v:shape id="_x0000_i1025" type="#_x0000_t75" style="width:505.95pt;height:364.4pt" o:ole="">
             <v:imagedata r:id="rId8" o:title=""/>
           </v:shape>
-          <o:OLEObject Type="Embed" ProgID="Visio.Drawing.15" ShapeID="_x0000_i1025" DrawAspect="Content" ObjectID="_1849706943" r:id="rId9"/>
+          <o:OLEObject Type="Embed" ProgID="Visio.Drawing.15" ShapeID="_x0000_i1025" DrawAspect="Content" ObjectID="_1849968550" r:id="rId9"/>
         </w:object>
       </w:r>
     </w:p>
@@ -31489,15 +31489,82 @@
     <w:p>
       <w:pPr>
         <w:ind w:firstLine="420"/>
-        <w:rPr>
-          <w:rFonts w:hint="eastAsia"/>
-        </w:rPr>
       </w:pPr>
       <w:r>
         <w:rPr>
           <w:rFonts w:hint="eastAsia"/>
         </w:rPr>
         <w:t>Modbus 主机</w:t>
+      </w:r>
+    </w:p>
+    <w:p>
+      <w:pPr>
+        <w:pStyle w:val="3"/>
+        <w:rPr>
+          <w:rFonts w:hint="eastAsia"/>
+        </w:rPr>
+      </w:pPr>
+      <w:r>
+        <w:rPr>
+          <w:rFonts w:hint="eastAsia"/>
+        </w:rPr>
+        <w:t>645协议抄读</w:t>
+      </w:r>
+    </w:p>
+    <w:p>
+      <w:pPr>
+        <w:ind w:firstLine="420"/>
+      </w:pPr>
+      <w:r>
+        <w:rPr>
+          <w:rFonts w:hint="eastAsia"/>
+        </w:rPr>
+        <w:t xml:space="preserve">变量类数据：档案无效的，读取出来的值为0xFF </w:t>
+      </w:r>
+    </w:p>
+    <w:p>
+      <w:pPr>
+        <w:ind w:firstLine="420"/>
+      </w:pPr>
+      <w:r>
+        <w:rPr>
+          <w:rFonts w:hint="eastAsia"/>
+        </w:rPr>
+        <w:t>逆变器运行状态控制：单档案控制，如果逆变器有效，则返回OK。如果逆变器无效，则返回错误码，</w:t>
+      </w:r>
+    </w:p>
+    <w:p>
+      <w:pPr>
+        <w:ind w:firstLine="420"/>
+        <w:rPr>
+          <w:rFonts w:hint="eastAsia"/>
+        </w:rPr>
+      </w:pPr>
+      <w:r>
+        <w:rPr>
+          <w:rFonts w:hint="eastAsia"/>
+        </w:rPr>
+        <w:t>全档案控制，</w:t>
+      </w:r>
+      <w:r>
+        <w:rPr>
+          <w:rFonts w:hint="eastAsia"/>
+          <w:color w:val="EE0000"/>
+        </w:rPr>
+        <w:t>是一个值控所有</w:t>
+      </w:r>
+      <w:r>
+        <w:rPr>
+          <w:rFonts w:hint="eastAsia"/>
+        </w:rPr>
+        <w:t>，每个档案都有一个值，分别控制，部分存在档案无效的情况，是返回成功还是</w:t>
+      </w:r>
+      <w:r>
+        <w:rPr>
+          <w:rFonts w:hint="eastAsia"/>
+          <w:color w:val="EE0000"/>
+        </w:rPr>
+        <w:t>返回失败</w:t>
       </w:r>
     </w:p>
     <w:p>
@@ -31845,6 +31912,7 @@
         <w:rPr>
           <w:rFonts w:hint="eastAsia"/>
         </w:rPr>
+        <w:lastRenderedPageBreak/>
         <w:t>柔性调节</w:t>
       </w:r>
     </w:p>
@@ -31964,7 +32032,6 @@
         <w:rPr>
           <w:rFonts w:hint="eastAsia"/>
         </w:rPr>
-        <w:lastRenderedPageBreak/>
         <w:t>时段控在每个时段控之后，就恢复额定功率，即第一个时段</w:t>
       </w:r>
       <w:r>
@@ -32113,7 +32180,14 @@
         <w:rPr>
           <w:rFonts w:hint="eastAsia"/>
         </w:rPr>
-        <w:t>格式的时段控，并添加到定时控制队列中</w:t>
+        <w:t>格</w:t>
+      </w:r>
+      <w:r>
+        <w:rPr>
+          <w:rFonts w:hint="eastAsia"/>
+        </w:rPr>
+        <w:lastRenderedPageBreak/>
+        <w:t>式的时段控，并添加到定时控制队列中</w:t>
       </w:r>
     </w:p>
     <w:p>
@@ -32248,7 +32322,6 @@
         <w:rPr>
           <w:rFonts w:hint="eastAsia"/>
         </w:rPr>
-        <w:lastRenderedPageBreak/>
         <w:t>如果没有找到对应的协议库，则判定档案无效</w:t>
       </w:r>
     </w:p>
@@ -32473,10 +32546,10 @@
           <w:rFonts w:hint="eastAsia"/>
         </w:rPr>
         <w:object w:dxaOrig="13035" w:dyaOrig="11131" w14:anchorId="68F2507F">
-          <v:shape id="_x0000_i1026" type="#_x0000_t75" style="width:415.1pt;height:354.35pt" o:ole="">
+          <v:shape id="_x0000_i1026" type="#_x0000_t75" style="width:415.35pt;height:354.6pt" o:ole="">
             <v:imagedata r:id="rId16" o:title=""/>
           </v:shape>
-          <o:OLEObject Type="Embed" ProgID="Visio.Drawing.15" ShapeID="_x0000_i1026" DrawAspect="Content" ObjectID="_1849706944" r:id="rId17"/>
+          <o:OLEObject Type="Embed" ProgID="Visio.Drawing.15" ShapeID="_x0000_i1026" DrawAspect="Content" ObjectID="_1849968551" r:id="rId17"/>
         </w:object>
       </w:r>
     </w:p>
@@ -32590,7 +32663,6 @@
           <w:rFonts w:hint="eastAsia"/>
           <w:strike/>
         </w:rPr>
-        <w:lastRenderedPageBreak/>
         <w:t>离线判断：正常通讯后，连续多长时间没有收到合法的响应报文，则认为是离线，</w:t>
       </w:r>
     </w:p>
@@ -32761,7 +32833,14 @@
         <w:rPr>
           <w:rFonts w:hint="eastAsia"/>
         </w:rPr>
-        <w:t>对升级包进行保存、校验、升级，支持断点续传。</w:t>
+        <w:t>对升级包进行保存、校验、升级，支持断</w:t>
+      </w:r>
+      <w:r>
+        <w:rPr>
+          <w:rFonts w:hint="eastAsia"/>
+        </w:rPr>
+        <w:lastRenderedPageBreak/>
+        <w:t>点续传。</w:t>
       </w:r>
     </w:p>
     <w:sectPr>
@@ -34166,6 +34245,36 @@
   </w:num>
   <w:num w:numId="15" w16cid:durableId="1550537120">
     <w:abstractNumId w:val="1"/>
+  </w:num>
+  <w:num w:numId="16" w16cid:durableId="1642811596">
+    <w:abstractNumId w:val="4"/>
+    <w:lvlOverride w:ilvl="0">
+      <w:startOverride w:val="1"/>
+    </w:lvlOverride>
+    <w:lvlOverride w:ilvl="1">
+      <w:startOverride w:val="1"/>
+    </w:lvlOverride>
+    <w:lvlOverride w:ilvl="2">
+      <w:startOverride w:val="1"/>
+    </w:lvlOverride>
+    <w:lvlOverride w:ilvl="3">
+      <w:startOverride w:val="1"/>
+    </w:lvlOverride>
+    <w:lvlOverride w:ilvl="4">
+      <w:startOverride w:val="1"/>
+    </w:lvlOverride>
+    <w:lvlOverride w:ilvl="5">
+      <w:startOverride w:val="1"/>
+    </w:lvlOverride>
+    <w:lvlOverride w:ilvl="6">
+      <w:startOverride w:val="1"/>
+    </w:lvlOverride>
+    <w:lvlOverride w:ilvl="7">
+      <w:startOverride w:val="1"/>
+    </w:lvlOverride>
+    <w:lvlOverride w:ilvl="8">
+      <w:startOverride w:val="1"/>
+    </w:lvlOverride>
   </w:num>
 </w:numbering>
 </file>

--- a/doc/5、开发文档/协议转换单元软件开发设计.docx
+++ b/doc/5、开发文档/协议转换单元软件开发设计.docx
@@ -2067,7 +2067,7 @@
           <v:shape id="_x0000_i1025" type="#_x0000_t75" style="width:505.95pt;height:364.4pt" o:ole="">
             <v:imagedata r:id="rId8" o:title=""/>
           </v:shape>
-          <o:OLEObject Type="Embed" ProgID="Visio.Drawing.15" ShapeID="_x0000_i1025" DrawAspect="Content" ObjectID="_1849968550" r:id="rId9"/>
+          <o:OLEObject Type="Embed" ProgID="Visio.Drawing.15" ShapeID="_x0000_i1025" DrawAspect="Content" ObjectID="_1850046648" r:id="rId9"/>
         </w:object>
       </w:r>
     </w:p>
@@ -31538,17 +31538,20 @@
         <w:ind w:firstLine="420"/>
         <w:rPr>
           <w:rFonts w:hint="eastAsia"/>
+          <w:color w:val="EE0000"/>
         </w:rPr>
       </w:pPr>
       <w:r>
         <w:rPr>
           <w:rFonts w:hint="eastAsia"/>
+          <w:strike/>
         </w:rPr>
         <w:t>全档案控制，</w:t>
       </w:r>
       <w:r>
         <w:rPr>
           <w:rFonts w:hint="eastAsia"/>
+          <w:strike/>
           <w:color w:val="EE0000"/>
         </w:rPr>
         <w:t>是一个值控所有</w:t>
@@ -31556,15 +31559,168 @@
       <w:r>
         <w:rPr>
           <w:rFonts w:hint="eastAsia"/>
-        </w:rPr>
-        <w:t>，每个档案都有一个值，分别控制，部分存在档案无效的情况，是返回成功还是</w:t>
-      </w:r>
-      <w:r>
-        <w:rPr>
-          <w:rFonts w:hint="eastAsia"/>
+          <w:strike/>
+        </w:rPr>
+        <w:t>，</w:t>
+      </w:r>
+      <w:r>
+        <w:rPr>
+          <w:rFonts w:hint="eastAsia"/>
+          <w:strike/>
+        </w:rPr>
+        <w:t>还是</w:t>
+      </w:r>
+      <w:r>
+        <w:rPr>
+          <w:rFonts w:hint="eastAsia"/>
+          <w:strike/>
+        </w:rPr>
+        <w:t>每个档案都有一个值，</w:t>
+      </w:r>
+      <w:r>
+        <w:rPr>
+          <w:rFonts w:hint="eastAsia"/>
+          <w:strike/>
+        </w:rPr>
+        <w:t>0xFF全量</w:t>
+      </w:r>
+      <w:r>
+        <w:rPr>
+          <w:rFonts w:hint="eastAsia"/>
+          <w:strike/>
+        </w:rPr>
+        <w:t>控制</w:t>
+      </w:r>
+      <w:r>
+        <w:rPr>
+          <w:rFonts w:hint="eastAsia"/>
+          <w:strike/>
+        </w:rPr>
+        <w:t>时</w:t>
+      </w:r>
+      <w:r>
+        <w:rPr>
+          <w:rFonts w:hint="eastAsia"/>
+          <w:strike/>
+        </w:rPr>
+        <w:t>，部分档案无效</w:t>
+      </w:r>
+      <w:r>
+        <w:rPr>
+          <w:rFonts w:hint="eastAsia"/>
+          <w:strike/>
+        </w:rPr>
+        <w:t>或者有效的档案中出现控制失败的情况</w:t>
+      </w:r>
+      <w:r>
+        <w:rPr>
+          <w:rFonts w:hint="eastAsia"/>
+          <w:strike/>
+        </w:rPr>
+        <w:t>，是返回成功还是</w:t>
+      </w:r>
+      <w:r>
+        <w:rPr>
+          <w:rFonts w:hint="eastAsia"/>
+          <w:strike/>
           <w:color w:val="EE0000"/>
         </w:rPr>
         <w:t>返回失败</w:t>
+      </w:r>
+      <w:r>
+        <w:rPr>
+          <w:rFonts w:hint="eastAsia"/>
+          <w:strike/>
+          <w:color w:val="EE0000"/>
+        </w:rPr>
+        <w:t>，还是返回12个对应的状态？</w:t>
+      </w:r>
+      <w:r>
+        <w:rPr>
+          <w:rFonts w:hint="eastAsia"/>
+          <w:color w:val="EE0000"/>
+        </w:rPr>
+        <w:t>暂不考虑</w:t>
+      </w:r>
+    </w:p>
+    <w:p>
+      <w:pPr>
+        <w:ind w:firstLine="420"/>
+      </w:pPr>
+      <w:r>
+        <w:rPr>
+          <w:rFonts w:hint="eastAsia"/>
+        </w:rPr>
+        <w:t>有功、无功调节是允许负值</w:t>
+      </w:r>
+      <w:r>
+        <w:rPr>
+          <w:rFonts w:hint="eastAsia"/>
+        </w:rPr>
+        <w:t>，无需对范围进行判断</w:t>
+      </w:r>
+    </w:p>
+    <w:p>
+      <w:pPr>
+        <w:ind w:firstLine="420"/>
+      </w:pPr>
+      <w:r>
+        <w:rPr>
+          <w:rFonts w:hint="eastAsia"/>
+        </w:rPr>
+        <w:t>功率因素支持负值，支持范围判断-1.000~1.000</w:t>
+      </w:r>
+    </w:p>
+    <w:p>
+      <w:pPr>
+        <w:ind w:firstLine="420"/>
+        <w:rPr>
+          <w:rFonts w:hint="eastAsia"/>
+        </w:rPr>
+      </w:pPr>
+      <w:r>
+        <w:rPr>
+          <w:rFonts w:hint="eastAsia"/>
+        </w:rPr>
+        <w:t>百分比控制支持负值，支持范围判断-100%~100%</w:t>
+      </w:r>
+    </w:p>
+    <w:p>
+      <w:pPr>
+        <w:ind w:firstLine="420"/>
+        <w:rPr>
+          <w:rFonts w:hint="eastAsia"/>
+        </w:rPr>
+      </w:pPr>
+      <w:r>
+        <w:rPr>
+          <w:rFonts w:hint="eastAsia"/>
+        </w:rPr>
+        <w:t>全量操作中，写0xFF标识</w:t>
+      </w:r>
+      <w:r>
+        <w:rPr>
+          <w:rFonts w:hint="eastAsia"/>
+        </w:rPr>
+        <w:t>表示</w:t>
+      </w:r>
+      <w:r>
+        <w:rPr>
+          <w:rFonts w:hint="eastAsia"/>
+        </w:rPr>
+        <w:t>不控制</w:t>
+      </w:r>
+      <w:r>
+        <w:rPr>
+          <w:rFonts w:hint="eastAsia"/>
+        </w:rPr>
+        <w:t>，无论全控，还是单控，0xFF表示不控制</w:t>
+      </w:r>
+      <w:r>
+        <w:rPr>
+          <w:rFonts w:hint="eastAsia"/>
+        </w:rPr>
+        <w:t>。</w:t>
       </w:r>
     </w:p>
     <w:p>
@@ -31868,7 +32024,14 @@
         <w:rPr>
           <w:rFonts w:hint="eastAsia"/>
         </w:rPr>
-        <w:t>，需进行协议转换，上行收到的DLT645报文，解析出来的控制数值，根据档案中对应的协议库，转换成对应下行的控制数值，组成Modbus报文，下发下行的控制报文，根据下行的回复报文，组DLT645上行回复报文。（注意超时时间）</w:t>
+        <w:t>，需进行协议转换，上行收到的DLT645报文，解析出来的控制数值，根据档案中对应的协议库，转换成对应下行的控制数值，组成Modbus报</w:t>
+      </w:r>
+      <w:r>
+        <w:rPr>
+          <w:rFonts w:hint="eastAsia"/>
+        </w:rPr>
+        <w:lastRenderedPageBreak/>
+        <w:t>文，下发下行的控制报文，根据下行的回复报文，组DLT645上行回复报文。（注意超时时间）</w:t>
       </w:r>
     </w:p>
     <w:p>
@@ -31912,7 +32075,6 @@
         <w:rPr>
           <w:rFonts w:hint="eastAsia"/>
         </w:rPr>
-        <w:lastRenderedPageBreak/>
         <w:t>柔性调节</w:t>
       </w:r>
     </w:p>
@@ -32117,6 +32279,7 @@
         <w:rPr>
           <w:rFonts w:hint="eastAsia"/>
         </w:rPr>
+        <w:lastRenderedPageBreak/>
         <w:t>通过传下的有效信息：645传的指定档案编号、时段1、时段2、值1、值2</w:t>
       </w:r>
       <w:r>
@@ -32180,14 +32343,7 @@
         <w:rPr>
           <w:rFonts w:hint="eastAsia"/>
         </w:rPr>
-        <w:t>格</w:t>
-      </w:r>
-      <w:r>
-        <w:rPr>
-          <w:rFonts w:hint="eastAsia"/>
-        </w:rPr>
-        <w:lastRenderedPageBreak/>
-        <w:t>式的时段控，并添加到定时控制队列中</w:t>
+        <w:t>格式的时段控，并添加到定时控制队列中</w:t>
       </w:r>
     </w:p>
     <w:p>
@@ -32549,7 +32705,7 @@
           <v:shape id="_x0000_i1026" type="#_x0000_t75" style="width:415.35pt;height:354.6pt" o:ole="">
             <v:imagedata r:id="rId16" o:title=""/>
           </v:shape>
-          <o:OLEObject Type="Embed" ProgID="Visio.Drawing.15" ShapeID="_x0000_i1026" DrawAspect="Content" ObjectID="_1849968551" r:id="rId17"/>
+          <o:OLEObject Type="Embed" ProgID="Visio.Drawing.15" ShapeID="_x0000_i1026" DrawAspect="Content" ObjectID="_1850046649" r:id="rId17"/>
         </w:object>
       </w:r>
     </w:p>
